--- a/Taiga-в-Claude-Code-для-менеджеров.docx
+++ b/Taiga-в-Claude-Code-для-менеджеров.docx
@@ -428,15 +428,28 @@
           <w:sz w:val="22"/>
           <w:szCs w:val="22"/>
         </w:rPr>
-        <w:t xml:space="preserve">Создать папку под проект и подключить</w:t>
-      </w:r>
-      <w:r>
-        <w:rPr>
-          <w:rFonts w:ascii="Calibri" w:cs="Calibri" w:eastAsia="Calibri" w:hAnsi="Calibri"/>
-          <w:sz w:val="22"/>
-          <w:szCs w:val="22"/>
-        </w:rPr>
-        <w:t xml:space="preserve">:</w:t>
+        <w:t xml:space="preserve">Подключить папку к проекту</w:t>
+      </w:r>
+      <w:r>
+        <w:rPr>
+          <w:rFonts w:ascii="Calibri" w:cs="Calibri" w:eastAsia="Calibri" w:hAnsi="Calibri"/>
+          <w:sz w:val="22"/>
+          <w:szCs w:val="22"/>
+        </w:rPr>
+        <w:t xml:space="preserve">. Две команды.</w:t>
+      </w:r>
+    </w:p>
+    <w:p>
+      <w:pPr>
+        <w:spacing w:after="60" w:line="288"/>
+      </w:pPr>
+      <w:r>
+        <w:rPr>
+          <w:rFonts w:ascii="Calibri" w:cs="Calibri" w:eastAsia="Calibri" w:hAnsi="Calibri"/>
+          <w:sz w:val="22"/>
+          <w:szCs w:val="22"/>
+        </w:rPr>
+        <w:t xml:space="preserve">Перейти в папку проекта:</w:t>
       </w:r>
     </w:p>
     <w:p>
@@ -458,7 +471,87 @@
           <w:sz w:val="18"/>
           <w:szCs w:val="18"/>
         </w:rPr>
-        <w:t xml:space="preserve">mkdir -p ~/Documents/DomCom &amp;&amp; cd ~/Documents/DomCom &amp;&amp; taiga init domcom</w:t>
+        <w:t xml:space="preserve">cd ~/Documents/DomCom</w:t>
+      </w:r>
+    </w:p>
+    <w:p>
+      <w:pPr>
+        <w:spacing w:after="60" w:line="288"/>
+      </w:pPr>
+      <w:r>
+        <w:rPr>
+          <w:rFonts w:ascii="Calibri" w:cs="Calibri" w:eastAsia="Calibri" w:hAnsi="Calibri"/>
+          <w:sz w:val="22"/>
+          <w:szCs w:val="22"/>
+        </w:rPr>
+        <w:t xml:space="preserve">Подключить, подставив свой слаг из шага 5:</w:t>
+      </w:r>
+    </w:p>
+    <w:p>
+      <w:pPr>
+        <w:pBdr>
+          <w:top w:val="single" w:color="D8DEDE" w:sz="2"/>
+          <w:left w:val="single" w:color="1F6F6B" w:sz="12"/>
+          <w:bottom w:val="single" w:color="D8DEDE" w:sz="2"/>
+          <w:right w:val="single" w:color="D8DEDE" w:sz="2"/>
+        </w:pBdr>
+        <w:shd w:fill="F2F4F4" w:val="clear"/>
+        <w:spacing w:after="160" w:before="100"/>
+        <w:ind w:left="170" w:right="170"/>
+      </w:pPr>
+      <w:r>
+        <w:rPr>
+          <w:rFonts w:ascii="Menlo" w:cs="Menlo" w:eastAsia="Menlo" w:hAnsi="Menlo"/>
+          <w:color w:val="1A3A38"/>
+          <w:sz w:val="18"/>
+          <w:szCs w:val="18"/>
+        </w:rPr>
+        <w:t xml:space="preserve">taiga init domcom</w:t>
+      </w:r>
+    </w:p>
+    <w:p>
+      <w:pPr>
+        <w:spacing w:after="60" w:line="288"/>
+      </w:pPr>
+      <w:r>
+        <w:rPr>
+          <w:rFonts w:ascii="Calibri" w:cs="Calibri" w:eastAsia="Calibri" w:hAnsi="Calibri"/>
+          <w:b/>
+          <w:bCs/>
+          <w:sz w:val="22"/>
+          <w:szCs w:val="22"/>
+        </w:rPr>
+        <w:t xml:space="preserve">Папки ещё нет?</w:t>
+      </w:r>
+      <w:r>
+        <w:rPr>
+          <w:rFonts w:ascii="Calibri" w:cs="Calibri" w:eastAsia="Calibri" w:hAnsi="Calibri"/>
+          <w:sz w:val="22"/>
+          <w:szCs w:val="22"/>
+        </w:rPr>
+        <w:t xml:space="preserve"> Сначала создать:</w:t>
+      </w:r>
+    </w:p>
+    <w:p>
+      <w:pPr>
+        <w:pBdr>
+          <w:top w:val="single" w:color="D8DEDE" w:sz="2"/>
+          <w:left w:val="single" w:color="1F6F6B" w:sz="12"/>
+          <w:bottom w:val="single" w:color="D8DEDE" w:sz="2"/>
+          <w:right w:val="single" w:color="D8DEDE" w:sz="2"/>
+        </w:pBdr>
+        <w:shd w:fill="F2F4F4" w:val="clear"/>
+        <w:spacing w:after="160" w:before="100"/>
+        <w:ind w:left="170" w:right="170"/>
+      </w:pPr>
+      <w:r>
+        <w:rPr>
+          <w:rFonts w:ascii="Menlo" w:cs="Menlo" w:eastAsia="Menlo" w:hAnsi="Menlo"/>
+          <w:color w:val="1A3A38"/>
+          <w:sz w:val="18"/>
+          <w:szCs w:val="18"/>
+        </w:rPr>
+        <w:t xml:space="preserve">mkdir -p ~/Documents/DomCom</w:t>
       </w:r>
     </w:p>
     <w:p>
@@ -476,7 +569,7 @@
           <w:sz w:val="21"/>
           <w:szCs w:val="21"/>
         </w:rPr>
-        <w:t xml:space="preserve">Папка нужна только чтобы Claude понимал, с каким проектом вы работаете. Код в ней не обязателен.</w:t>
+        <w:t xml:space="preserve">Папка нужна только чтобы Claude понимал, с каким проектом вы работаете. Код в ней не обязателен — годится пустая папка с любым именем.</w:t>
       </w:r>
     </w:p>
     <w:p>

--- a/Taiga-в-Claude-Code-для-менеджеров.docx
+++ b/Taiga-в-Claude-Code-для-менеджеров.docx
@@ -639,6 +639,384 @@
           <w:szCs w:val="22"/>
         </w:rPr>
         <w:t xml:space="preserve">Показал задачи — проект подключён.</w:t>
+      </w:r>
+    </w:p>
+    <w:p>
+      <w:pPr>
+        <w:pStyle w:val="Heading2"/>
+        <w:spacing w:after="140" w:before="280"/>
+      </w:pPr>
+      <w:r>
+        <w:rPr>
+          <w:rFonts w:ascii="Calibri" w:cs="Calibri" w:eastAsia="Calibri" w:hAnsi="Calibri"/>
+          <w:b/>
+          <w:bCs/>
+          <w:color w:val="1F6F6B"/>
+          <w:sz w:val="26"/>
+          <w:szCs w:val="26"/>
+        </w:rPr>
+        <w:t xml:space="preserve">Боевой пример: подключение DomCom</w:t>
+      </w:r>
+    </w:p>
+    <w:p>
+      <w:pPr>
+        <w:spacing w:after="120" w:line="288"/>
+      </w:pPr>
+      <w:r>
+        <w:rPr>
+          <w:rFonts w:ascii="Calibri" w:cs="Calibri" w:eastAsia="Calibri" w:hAnsi="Calibri"/>
+          <w:sz w:val="22"/>
+          <w:szCs w:val="22"/>
+        </w:rPr>
+        <w:t xml:space="preserve">Так это выглядит целиком. Проект </w:t>
+      </w:r>
+      <w:r>
+        <w:rPr>
+          <w:rFonts w:ascii="Menlo" w:cs="Menlo" w:eastAsia="Menlo" w:hAnsi="Menlo"/>
+          <w:color w:val="1F6F6B"/>
+          <w:sz w:val="19"/>
+          <w:szCs w:val="19"/>
+        </w:rPr>
+        <w:t xml:space="preserve">DomCom</w:t>
+      </w:r>
+      <w:r>
+        <w:rPr>
+          <w:rFonts w:ascii="Calibri" w:cs="Calibri" w:eastAsia="Calibri" w:hAnsi="Calibri"/>
+          <w:sz w:val="22"/>
+          <w:szCs w:val="22"/>
+        </w:rPr>
+        <w:t xml:space="preserve">, адрес в браузере </w:t>
+      </w:r>
+      <w:r>
+        <w:rPr>
+          <w:rFonts w:ascii="Menlo" w:cs="Menlo" w:eastAsia="Menlo" w:hAnsi="Menlo"/>
+          <w:color w:val="1F6F6B"/>
+          <w:sz w:val="19"/>
+          <w:szCs w:val="19"/>
+        </w:rPr>
+        <w:t xml:space="preserve">https://taiga-ticket.camflows.kz/project/domcom/kanban</w:t>
+      </w:r>
+      <w:r>
+        <w:rPr>
+          <w:rFonts w:ascii="Calibri" w:cs="Calibri" w:eastAsia="Calibri" w:hAnsi="Calibri"/>
+          <w:sz w:val="22"/>
+          <w:szCs w:val="22"/>
+        </w:rPr>
+        <w:t xml:space="preserve"> → слаг </w:t>
+      </w:r>
+      <w:r>
+        <w:rPr>
+          <w:rFonts w:ascii="Menlo" w:cs="Menlo" w:eastAsia="Menlo" w:hAnsi="Menlo"/>
+          <w:color w:val="1F6F6B"/>
+          <w:sz w:val="19"/>
+          <w:szCs w:val="19"/>
+        </w:rPr>
+        <w:t xml:space="preserve">domcom</w:t>
+      </w:r>
+      <w:r>
+        <w:rPr>
+          <w:rFonts w:ascii="Calibri" w:cs="Calibri" w:eastAsia="Calibri" w:hAnsi="Calibri"/>
+          <w:sz w:val="22"/>
+          <w:szCs w:val="22"/>
+        </w:rPr>
+        <w:t xml:space="preserve">.</w:t>
+      </w:r>
+    </w:p>
+    <w:p>
+      <w:pPr>
+        <w:spacing w:after="60" w:line="288"/>
+      </w:pPr>
+      <w:r>
+        <w:rPr>
+          <w:rFonts w:ascii="Calibri" w:cs="Calibri" w:eastAsia="Calibri" w:hAnsi="Calibri"/>
+          <w:sz w:val="22"/>
+          <w:szCs w:val="22"/>
+        </w:rPr>
+        <w:t xml:space="preserve">Переходим в папку проекта:</w:t>
+      </w:r>
+    </w:p>
+    <w:p>
+      <w:pPr>
+        <w:pBdr>
+          <w:top w:val="single" w:color="D8DEDE" w:sz="2"/>
+          <w:left w:val="single" w:color="1F6F6B" w:sz="12"/>
+          <w:bottom w:val="single" w:color="D8DEDE" w:sz="2"/>
+          <w:right w:val="single" w:color="D8DEDE" w:sz="2"/>
+        </w:pBdr>
+        <w:shd w:fill="F2F4F4" w:val="clear"/>
+        <w:spacing w:after="160" w:before="100"/>
+        <w:ind w:left="170" w:right="170"/>
+      </w:pPr>
+      <w:r>
+        <w:rPr>
+          <w:rFonts w:ascii="Menlo" w:cs="Menlo" w:eastAsia="Menlo" w:hAnsi="Menlo"/>
+          <w:color w:val="1A3A38"/>
+          <w:sz w:val="18"/>
+          <w:szCs w:val="18"/>
+        </w:rPr>
+        <w:t xml:space="preserve">$ cd ~/Documents/DomCom</w:t>
+      </w:r>
+    </w:p>
+    <w:p>
+      <w:pPr>
+        <w:spacing w:after="60" w:line="288"/>
+      </w:pPr>
+      <w:r>
+        <w:rPr>
+          <w:rFonts w:ascii="Calibri" w:cs="Calibri" w:eastAsia="Calibri" w:hAnsi="Calibri"/>
+          <w:sz w:val="22"/>
+          <w:szCs w:val="22"/>
+        </w:rPr>
+        <w:t xml:space="preserve">Подключаем:</w:t>
+      </w:r>
+    </w:p>
+    <w:p>
+      <w:pPr>
+        <w:pBdr>
+          <w:top w:val="single" w:color="D8DEDE" w:sz="2"/>
+          <w:left w:val="single" w:color="1F6F6B" w:sz="12"/>
+          <w:bottom w:val="single" w:color="D8DEDE" w:sz="2"/>
+          <w:right w:val="single" w:color="D8DEDE" w:sz="2"/>
+        </w:pBdr>
+        <w:shd w:fill="F2F4F4" w:val="clear"/>
+        <w:spacing w:after="160" w:before="100"/>
+        <w:ind w:left="170" w:right="170"/>
+      </w:pPr>
+      <w:r>
+        <w:rPr>
+          <w:rFonts w:ascii="Menlo" w:cs="Menlo" w:eastAsia="Menlo" w:hAnsi="Menlo"/>
+          <w:color w:val="1A3A38"/>
+          <w:sz w:val="18"/>
+          <w:szCs w:val="18"/>
+        </w:rPr>
+        <w:t xml:space="preserve">$ taiga init domcom</w:t>
+      </w:r>
+      <w:r>
+        <w:br/>
+      </w:r>
+      <w:r>
+        <w:rPr>
+          <w:rFonts w:ascii="Menlo" w:cs="Menlo" w:eastAsia="Menlo" w:hAnsi="Menlo"/>
+          <w:color w:val="1A3A38"/>
+          <w:sz w:val="18"/>
+          <w:szCs w:val="18"/>
+        </w:rPr>
+        <w:t xml:space="preserve">подключено: /Users/ekarnakov/Documents/DomCom/.claude/tracker.local.md</w:t>
+      </w:r>
+      <w:r>
+        <w:br/>
+      </w:r>
+      <w:r>
+        <w:rPr>
+          <w:rFonts w:ascii="Menlo" w:cs="Menlo" w:eastAsia="Menlo" w:hAnsi="Menlo"/>
+          <w:color w:val="1A3A38"/>
+          <w:sz w:val="18"/>
+          <w:szCs w:val="18"/>
+        </w:rPr>
+        <w:t xml:space="preserve">проект «DomCom» (слаг domcom, id 11)</w:t>
+      </w:r>
+    </w:p>
+    <w:p>
+      <w:pPr>
+        <w:spacing w:after="60" w:line="288"/>
+      </w:pPr>
+      <w:r>
+        <w:rPr>
+          <w:rFonts w:ascii="Calibri" w:cs="Calibri" w:eastAsia="Calibri" w:hAnsi="Calibri"/>
+          <w:sz w:val="22"/>
+          <w:szCs w:val="22"/>
+        </w:rPr>
+        <w:t xml:space="preserve">Проверяем, что подхватилось:</w:t>
+      </w:r>
+    </w:p>
+    <w:p>
+      <w:pPr>
+        <w:pBdr>
+          <w:top w:val="single" w:color="D8DEDE" w:sz="2"/>
+          <w:left w:val="single" w:color="1F6F6B" w:sz="12"/>
+          <w:bottom w:val="single" w:color="D8DEDE" w:sz="2"/>
+          <w:right w:val="single" w:color="D8DEDE" w:sz="2"/>
+        </w:pBdr>
+        <w:shd w:fill="F2F4F4" w:val="clear"/>
+        <w:spacing w:after="160" w:before="100"/>
+        <w:ind w:left="170" w:right="170"/>
+      </w:pPr>
+      <w:r>
+        <w:rPr>
+          <w:rFonts w:ascii="Menlo" w:cs="Menlo" w:eastAsia="Menlo" w:hAnsi="Menlo"/>
+          <w:color w:val="1A3A38"/>
+          <w:sz w:val="18"/>
+          <w:szCs w:val="18"/>
+        </w:rPr>
+        <w:t xml:space="preserve">$ taiga status</w:t>
+      </w:r>
+      <w:r>
+        <w:br/>
+      </w:r>
+      <w:r>
+        <w:rPr>
+          <w:rFonts w:ascii="Menlo" w:cs="Menlo" w:eastAsia="Menlo" w:hAnsi="Menlo"/>
+          <w:color w:val="1A3A38"/>
+          <w:sz w:val="18"/>
+          <w:szCs w:val="18"/>
+        </w:rPr>
+        <w:t xml:space="preserve">инстанс:  https://taiga-ticket.camflows.kz</w:t>
+      </w:r>
+      <w:r>
+        <w:br/>
+      </w:r>
+      <w:r>
+        <w:rPr>
+          <w:rFonts w:ascii="Menlo" w:cs="Menlo" w:eastAsia="Menlo" w:hAnsi="Menlo"/>
+          <w:color w:val="1A3A38"/>
+          <w:sz w:val="18"/>
+          <w:szCs w:val="18"/>
+        </w:rPr>
+        <w:t xml:space="preserve">личность: ekarnakov (id 6)</w:t>
+      </w:r>
+      <w:r>
+        <w:br/>
+      </w:r>
+      <w:r>
+        <w:rPr>
+          <w:rFonts w:ascii="Menlo" w:cs="Menlo" w:eastAsia="Menlo" w:hAnsi="Menlo"/>
+          <w:color w:val="1A3A38"/>
+          <w:sz w:val="18"/>
+          <w:szCs w:val="18"/>
+        </w:rPr>
+        <w:t xml:space="preserve">конфиг:   /Users/ekarnakov/Documents/DomCom/.claude/tracker.local.md</w:t>
+      </w:r>
+      <w:r>
+        <w:br/>
+      </w:r>
+      <w:r>
+        <w:rPr>
+          <w:rFonts w:ascii="Menlo" w:cs="Menlo" w:eastAsia="Menlo" w:hAnsi="Menlo"/>
+          <w:color w:val="1A3A38"/>
+          <w:sz w:val="18"/>
+          <w:szCs w:val="18"/>
+        </w:rPr>
+        <w:t xml:space="preserve">проект:   domcom</w:t>
+      </w:r>
+      <w:r>
+        <w:br/>
+      </w:r>
+      <w:r>
+        <w:rPr>
+          <w:rFonts w:ascii="Menlo" w:cs="Menlo" w:eastAsia="Menlo" w:hAnsi="Menlo"/>
+          <w:color w:val="1A3A38"/>
+          <w:sz w:val="18"/>
+          <w:szCs w:val="18"/>
+        </w:rPr>
+        <w:t xml:space="preserve">токен:    /Users/ekarnakov/.taiga.token</w:t>
+      </w:r>
+    </w:p>
+    <w:p>
+      <w:pPr>
+        <w:spacing w:after="60" w:line="288"/>
+      </w:pPr>
+      <w:r>
+        <w:rPr>
+          <w:rFonts w:ascii="Calibri" w:cs="Calibri" w:eastAsia="Calibri" w:hAnsi="Calibri"/>
+          <w:sz w:val="22"/>
+          <w:szCs w:val="22"/>
+        </w:rPr>
+        <w:t xml:space="preserve">Смотрим задачи:</w:t>
+      </w:r>
+    </w:p>
+    <w:p>
+      <w:pPr>
+        <w:pBdr>
+          <w:top w:val="single" w:color="D8DEDE" w:sz="2"/>
+          <w:left w:val="single" w:color="1F6F6B" w:sz="12"/>
+          <w:bottom w:val="single" w:color="D8DEDE" w:sz="2"/>
+          <w:right w:val="single" w:color="D8DEDE" w:sz="2"/>
+        </w:pBdr>
+        <w:shd w:fill="F2F4F4" w:val="clear"/>
+        <w:spacing w:after="160" w:before="100"/>
+        <w:ind w:left="170" w:right="170"/>
+      </w:pPr>
+      <w:r>
+        <w:rPr>
+          <w:rFonts w:ascii="Menlo" w:cs="Menlo" w:eastAsia="Menlo" w:hAnsi="Menlo"/>
+          <w:color w:val="1A3A38"/>
+          <w:sz w:val="18"/>
+          <w:szCs w:val="18"/>
+        </w:rPr>
+        <w:t xml:space="preserve">$ taiga ls --open</w:t>
+      </w:r>
+      <w:r>
+        <w:br/>
+      </w:r>
+      <w:r>
+        <w:rPr>
+          <w:rFonts w:ascii="Menlo" w:cs="Menlo" w:eastAsia="Menlo" w:hAnsi="Menlo"/>
+          <w:color w:val="1A3A38"/>
+          <w:sz w:val="18"/>
+          <w:szCs w:val="18"/>
+        </w:rPr>
+        <w:t xml:space="preserve">DomCom · история: 57</w:t>
+      </w:r>
+      <w:r>
+        <w:br/>
+      </w:r>
+      <w:r>
+        <w:rPr>
+          <w:rFonts w:ascii="Menlo" w:cs="Menlo" w:eastAsia="Menlo" w:hAnsi="Menlo"/>
+          <w:color w:val="1A3A38"/>
+          <w:sz w:val="18"/>
+          <w:szCs w:val="18"/>
+        </w:rPr>
+        <w:t xml:space="preserve">  #195   [Backlog] DevOps. WireGuard                              —</w:t>
+      </w:r>
+      <w:r>
+        <w:br/>
+      </w:r>
+      <w:r>
+        <w:rPr>
+          <w:rFonts w:ascii="Menlo" w:cs="Menlo" w:eastAsia="Menlo" w:hAnsi="Menlo"/>
+          <w:color w:val="1A3A38"/>
+          <w:sz w:val="18"/>
+          <w:szCs w:val="18"/>
+        </w:rPr>
+        <w:t xml:space="preserve">  #193   [Backlog] I2. Кабинет организации — снижение лимита       Владимир Порох</w:t>
+      </w:r>
+      <w:r>
+        <w:br/>
+      </w:r>
+      <w:r>
+        <w:rPr>
+          <w:rFonts w:ascii="Menlo" w:cs="Menlo" w:eastAsia="Menlo" w:hAnsi="Menlo"/>
+          <w:color w:val="1A3A38"/>
+          <w:sz w:val="18"/>
+          <w:szCs w:val="18"/>
+        </w:rPr>
+        <w:t xml:space="preserve">  #192   [Backlog] I1. Личный кабинет — уменьшение количества      Владимир Порох</w:t>
+      </w:r>
+      <w:r>
+        <w:br/>
+      </w:r>
+      <w:r>
+        <w:rPr>
+          <w:rFonts w:ascii="Menlo" w:cs="Menlo" w:eastAsia="Menlo" w:hAnsi="Menlo"/>
+          <w:color w:val="1A3A38"/>
+          <w:sz w:val="18"/>
+          <w:szCs w:val="18"/>
+        </w:rPr>
+        <w:t xml:space="preserve">  ...</w:t>
+      </w:r>
+    </w:p>
+    <w:p>
+      <w:pPr>
+        <w:spacing w:after="120" w:line="288"/>
+      </w:pPr>
+      <w:r>
+        <w:rPr>
+          <w:rFonts w:ascii="Calibri" w:cs="Calibri" w:eastAsia="Calibri" w:hAnsi="Calibri"/>
+          <w:sz w:val="22"/>
+          <w:szCs w:val="22"/>
+        </w:rPr>
+        <w:t xml:space="preserve">Всё. Дальше работа идёт в Claude Code с этой папкой, обычными фразами.</w:t>
       </w:r>
     </w:p>
     <w:p>

--- a/Taiga-в-Claude-Code-для-менеджеров.docx
+++ b/Taiga-в-Claude-Code-для-менеджеров.docx
@@ -255,6 +255,55 @@
           </w:p>
         </w:tc>
       </w:tr>
+      <w:tr>
+        <w:tc>
+          <w:tcPr>
+            <w:tcW w:type="dxa" w:w="2200"/>
+            <w:tcMar>
+              <w:top w:type="dxa" w:w="70"/>
+              <w:left w:type="dxa" w:w="110"/>
+              <w:bottom w:type="dxa" w:w="70"/>
+              <w:right w:type="dxa" w:w="110"/>
+            </w:tcMar>
+          </w:tcPr>
+          <w:p>
+            <w:pPr>
+              <w:spacing w:after="0" w:line="260"/>
+            </w:pPr>
+            <w:r>
+              <w:t xml:space="preserve">Linux</w:t>
+            </w:r>
+          </w:p>
+        </w:tc>
+        <w:tc>
+          <w:tcPr>
+            <w:tcW w:type="dxa" w:w="7160"/>
+            <w:tcMar>
+              <w:top w:type="dxa" w:w="70"/>
+              <w:left w:type="dxa" w:w="110"/>
+              <w:bottom w:type="dxa" w:w="70"/>
+              <w:right w:type="dxa" w:w="110"/>
+            </w:tcMar>
+          </w:tcPr>
+          <w:p>
+            <w:pPr>
+              <w:spacing w:after="0" w:line="260"/>
+            </w:pPr>
+            <w:r>
+              <w:t xml:space="preserve">в терминале: </w:t>
+            </w:r>
+            <w:r>
+              <w:rPr>
+                <w:rFonts w:ascii="Menlo" w:cs="Menlo" w:eastAsia="Menlo" w:hAnsi="Menlo"/>
+                <w:color w:val="1F6FEB"/>
+                <w:sz w:val="19"/>
+                <w:szCs w:val="19"/>
+              </w:rPr>
+              <w:t xml:space="preserve">bash setup-linux.sh</w:t>
+            </w:r>
+          </w:p>
+        </w:tc>
+      </w:tr>
     </w:tbl>
     <w:p>
       <w:pPr>
@@ -992,6 +1041,46 @@
               <w:spacing w:after="0" w:line="260"/>
             </w:pPr>
             <w:r>
+              <w:t xml:space="preserve">Завести с описанием</w:t>
+            </w:r>
+          </w:p>
+        </w:tc>
+        <w:tc>
+          <w:tcPr>
+            <w:tcW w:type="dxa" w:w="5960"/>
+            <w:tcMar>
+              <w:top w:type="dxa" w:w="70"/>
+              <w:left w:type="dxa" w:w="110"/>
+              <w:bottom w:type="dxa" w:w="70"/>
+              <w:right w:type="dxa" w:w="110"/>
+            </w:tcMar>
+          </w:tcPr>
+          <w:p>
+            <w:pPr>
+              <w:spacing w:after="0" w:line="260"/>
+            </w:pPr>
+            <w:r>
+              <w:t xml:space="preserve">создай историю «нужен сервер» с описанием: 2 vCPU, 4 ГБ, Ubuntu</w:t>
+            </w:r>
+          </w:p>
+        </w:tc>
+      </w:tr>
+      <w:tr>
+        <w:tc>
+          <w:tcPr>
+            <w:tcW w:type="dxa" w:w="3400"/>
+            <w:tcMar>
+              <w:top w:type="dxa" w:w="70"/>
+              <w:left w:type="dxa" w:w="110"/>
+              <w:bottom w:type="dxa" w:w="70"/>
+              <w:right w:type="dxa" w:w="110"/>
+            </w:tcMar>
+          </w:tcPr>
+          <w:p>
+            <w:pPr>
+              <w:spacing w:after="0" w:line="260"/>
+            </w:pPr>
+            <w:r>
               <w:t xml:space="preserve">Двинуть по доске</w:t>
             </w:r>
           </w:p>
@@ -2163,6 +2252,325 @@
             </w:pPr>
             <w:r>
               <w:t xml:space="preserve">«вам назначена карточка» — когда карточка попала на вас в BUG или ToDo</w:t>
+            </w:r>
+          </w:p>
+        </w:tc>
+      </w:tr>
+    </w:tbl>
+    <w:p>
+      <w:pPr>
+        <w:spacing w:after="60"/>
+      </w:pPr>
+    </w:p>
+    <w:tbl>
+      <w:tblPr>
+        <w:tblW w:type="dxa" w:w="9360"/>
+        <w:tblBorders>
+          <w:top w:val="single" w:color="D8DEE8" w:sz="4"/>
+          <w:left w:val="none"/>
+          <w:bottom w:val="single" w:color="D8DEE8" w:sz="4"/>
+          <w:right w:val="none"/>
+          <w:insideH w:val="single" w:color="D8DEE8" w:sz="4"/>
+          <w:insideV w:val="none"/>
+        </w:tblBorders>
+      </w:tblPr>
+      <w:tblGrid>
+        <w:gridCol w:w="1500"/>
+        <w:gridCol w:w="7860"/>
+      </w:tblGrid>
+      <w:tr>
+        <w:trPr>
+          <w:tblHeader/>
+        </w:trPr>
+        <w:tc>
+          <w:tcPr>
+            <w:tcW w:type="dxa" w:w="1500"/>
+            <w:shd w:fill="F2F5F9" w:val="clear"/>
+            <w:tcMar>
+              <w:top w:type="dxa" w:w="70"/>
+              <w:left w:type="dxa" w:w="110"/>
+              <w:bottom w:type="dxa" w:w="70"/>
+              <w:right w:type="dxa" w:w="110"/>
+            </w:tcMar>
+          </w:tcPr>
+          <w:p>
+            <w:pPr>
+              <w:spacing w:after="0" w:line="260"/>
+            </w:pPr>
+            <w:r>
+              <w:rPr>
+                <w:b/>
+                <w:bCs/>
+                <w:sz w:val="20"/>
+                <w:szCs w:val="20"/>
+              </w:rPr>
+              <w:t xml:space="preserve">Значок</w:t>
+            </w:r>
+          </w:p>
+        </w:tc>
+        <w:tc>
+          <w:tcPr>
+            <w:tcW w:type="dxa" w:w="7860"/>
+            <w:shd w:fill="F2F5F9" w:val="clear"/>
+            <w:tcMar>
+              <w:top w:type="dxa" w:w="70"/>
+              <w:left w:type="dxa" w:w="110"/>
+              <w:bottom w:type="dxa" w:w="70"/>
+              <w:right w:type="dxa" w:w="110"/>
+            </w:tcMar>
+          </w:tcPr>
+          <w:p>
+            <w:pPr>
+              <w:spacing w:after="0" w:line="260"/>
+            </w:pPr>
+            <w:r>
+              <w:rPr>
+                <w:b/>
+                <w:bCs/>
+                <w:sz w:val="20"/>
+                <w:szCs w:val="20"/>
+              </w:rPr>
+              <w:t xml:space="preserve">Что означает</w:t>
+            </w:r>
+          </w:p>
+        </w:tc>
+      </w:tr>
+      <w:tr>
+        <w:tc>
+          <w:tcPr>
+            <w:tcW w:type="dxa" w:w="1500"/>
+            <w:tcMar>
+              <w:top w:type="dxa" w:w="70"/>
+              <w:left w:type="dxa" w:w="110"/>
+              <w:bottom w:type="dxa" w:w="70"/>
+              <w:right w:type="dxa" w:w="110"/>
+            </w:tcMar>
+          </w:tcPr>
+          <w:p>
+            <w:pPr>
+              <w:spacing w:after="0" w:line="260"/>
+            </w:pPr>
+            <w:r>
+              <w:t xml:space="preserve">🐞</w:t>
+            </w:r>
+          </w:p>
+        </w:tc>
+        <w:tc>
+          <w:tcPr>
+            <w:tcW w:type="dxa" w:w="7860"/>
+            <w:tcMar>
+              <w:top w:type="dxa" w:w="70"/>
+              <w:left w:type="dxa" w:w="110"/>
+              <w:bottom w:type="dxa" w:w="70"/>
+              <w:right w:type="dxa" w:w="110"/>
+            </w:tcMar>
+          </w:tcPr>
+          <w:p>
+            <w:pPr>
+              <w:spacing w:after="0" w:line="260"/>
+            </w:pPr>
+            <w:r>
+              <w:t xml:space="preserve">баг: колонка BUG или Bug (reopen)</w:t>
+            </w:r>
+          </w:p>
+        </w:tc>
+      </w:tr>
+      <w:tr>
+        <w:tc>
+          <w:tcPr>
+            <w:tcW w:type="dxa" w:w="1500"/>
+            <w:tcMar>
+              <w:top w:type="dxa" w:w="70"/>
+              <w:left w:type="dxa" w:w="110"/>
+              <w:bottom w:type="dxa" w:w="70"/>
+              <w:right w:type="dxa" w:w="110"/>
+            </w:tcMar>
+          </w:tcPr>
+          <w:p>
+            <w:pPr>
+              <w:spacing w:after="0" w:line="260"/>
+            </w:pPr>
+            <w:r>
+              <w:t xml:space="preserve">📋</w:t>
+            </w:r>
+          </w:p>
+        </w:tc>
+        <w:tc>
+          <w:tcPr>
+            <w:tcW w:type="dxa" w:w="7860"/>
+            <w:tcMar>
+              <w:top w:type="dxa" w:w="70"/>
+              <w:left w:type="dxa" w:w="110"/>
+              <w:bottom w:type="dxa" w:w="70"/>
+              <w:right w:type="dxa" w:w="110"/>
+            </w:tcMar>
+          </w:tcPr>
+          <w:p>
+            <w:pPr>
+              <w:spacing w:after="0" w:line="260"/>
+            </w:pPr>
+            <w:r>
+              <w:t xml:space="preserve">ToDo</w:t>
+            </w:r>
+          </w:p>
+        </w:tc>
+      </w:tr>
+      <w:tr>
+        <w:tc>
+          <w:tcPr>
+            <w:tcW w:type="dxa" w:w="1500"/>
+            <w:tcMar>
+              <w:top w:type="dxa" w:w="70"/>
+              <w:left w:type="dxa" w:w="110"/>
+              <w:bottom w:type="dxa" w:w="70"/>
+              <w:right w:type="dxa" w:w="110"/>
+            </w:tcMar>
+          </w:tcPr>
+          <w:p>
+            <w:pPr>
+              <w:spacing w:after="0" w:line="260"/>
+            </w:pPr>
+            <w:r>
+              <w:t xml:space="preserve">▶</w:t>
+            </w:r>
+          </w:p>
+        </w:tc>
+        <w:tc>
+          <w:tcPr>
+            <w:tcW w:type="dxa" w:w="7860"/>
+            <w:tcMar>
+              <w:top w:type="dxa" w:w="70"/>
+              <w:left w:type="dxa" w:w="110"/>
+              <w:bottom w:type="dxa" w:w="70"/>
+              <w:right w:type="dxa" w:w="110"/>
+            </w:tcMar>
+          </w:tcPr>
+          <w:p>
+            <w:pPr>
+              <w:spacing w:after="0" w:line="260"/>
+            </w:pPr>
+            <w:r>
+              <w:t xml:space="preserve">в работе</w:t>
+            </w:r>
+          </w:p>
+        </w:tc>
+      </w:tr>
+      <w:tr>
+        <w:tc>
+          <w:tcPr>
+            <w:tcW w:type="dxa" w:w="1500"/>
+            <w:tcMar>
+              <w:top w:type="dxa" w:w="70"/>
+              <w:left w:type="dxa" w:w="110"/>
+              <w:bottom w:type="dxa" w:w="70"/>
+              <w:right w:type="dxa" w:w="110"/>
+            </w:tcMar>
+          </w:tcPr>
+          <w:p>
+            <w:pPr>
+              <w:spacing w:after="0" w:line="260"/>
+            </w:pPr>
+            <w:r>
+              <w:t xml:space="preserve">🧪</w:t>
+            </w:r>
+          </w:p>
+        </w:tc>
+        <w:tc>
+          <w:tcPr>
+            <w:tcW w:type="dxa" w:w="7860"/>
+            <w:tcMar>
+              <w:top w:type="dxa" w:w="70"/>
+              <w:left w:type="dxa" w:w="110"/>
+              <w:bottom w:type="dxa" w:w="70"/>
+              <w:right w:type="dxa" w:w="110"/>
+            </w:tcMar>
+          </w:tcPr>
+          <w:p>
+            <w:pPr>
+              <w:spacing w:after="0" w:line="260"/>
+            </w:pPr>
+            <w:r>
+              <w:t xml:space="preserve">на тесте</w:t>
+            </w:r>
+          </w:p>
+        </w:tc>
+      </w:tr>
+      <w:tr>
+        <w:tc>
+          <w:tcPr>
+            <w:tcW w:type="dxa" w:w="1500"/>
+            <w:tcMar>
+              <w:top w:type="dxa" w:w="70"/>
+              <w:left w:type="dxa" w:w="110"/>
+              <w:bottom w:type="dxa" w:w="70"/>
+              <w:right w:type="dxa" w:w="110"/>
+            </w:tcMar>
+          </w:tcPr>
+          <w:p>
+            <w:pPr>
+              <w:spacing w:after="0" w:line="260"/>
+            </w:pPr>
+            <w:r>
+              <w:t xml:space="preserve">⏳</w:t>
+            </w:r>
+          </w:p>
+        </w:tc>
+        <w:tc>
+          <w:tcPr>
+            <w:tcW w:type="dxa" w:w="7860"/>
+            <w:tcMar>
+              <w:top w:type="dxa" w:w="70"/>
+              <w:left w:type="dxa" w:w="110"/>
+              <w:bottom w:type="dxa" w:w="70"/>
+              <w:right w:type="dxa" w:w="110"/>
+            </w:tcMar>
+          </w:tcPr>
+          <w:p>
+            <w:pPr>
+              <w:spacing w:after="0" w:line="260"/>
+            </w:pPr>
+            <w:r>
+              <w:t xml:space="preserve">зависло в работе семь дней и больше</w:t>
+            </w:r>
+          </w:p>
+        </w:tc>
+      </w:tr>
+      <w:tr>
+        <w:tc>
+          <w:tcPr>
+            <w:tcW w:type="dxa" w:w="1500"/>
+            <w:tcMar>
+              <w:top w:type="dxa" w:w="70"/>
+              <w:left w:type="dxa" w:w="110"/>
+              <w:bottom w:type="dxa" w:w="70"/>
+              <w:right w:type="dxa" w:w="110"/>
+            </w:tcMar>
+          </w:tcPr>
+          <w:p>
+            <w:pPr>
+              <w:spacing w:after="0" w:line="260"/>
+            </w:pPr>
+            <w:r>
+              <w:t xml:space="preserve">✅</w:t>
+            </w:r>
+          </w:p>
+        </w:tc>
+        <w:tc>
+          <w:tcPr>
+            <w:tcW w:type="dxa" w:w="7860"/>
+            <w:tcMar>
+              <w:top w:type="dxa" w:w="70"/>
+              <w:left w:type="dxa" w:w="110"/>
+              <w:bottom w:type="dxa" w:w="70"/>
+              <w:right w:type="dxa" w:w="110"/>
+            </w:tcMar>
+          </w:tcPr>
+          <w:p>
+            <w:pPr>
+              <w:spacing w:after="0" w:line="260"/>
+            </w:pPr>
+            <w:r>
+              <w:t xml:space="preserve">закрыто за день</w:t>
             </w:r>
           </w:p>
         </w:tc>

--- a/Taiga-в-Claude-Code-для-менеджеров.docx
+++ b/Taiga-в-Claude-Code-для-менеджеров.docx
@@ -1081,6 +1081,46 @@
               <w:spacing w:after="0" w:line="260"/>
             </w:pPr>
             <w:r>
+              <w:t xml:space="preserve">Карточки встреч на неделю</w:t>
+            </w:r>
+          </w:p>
+        </w:tc>
+        <w:tc>
+          <w:tcPr>
+            <w:tcW w:type="dxa" w:w="5960"/>
+            <w:tcMar>
+              <w:top w:type="dxa" w:w="70"/>
+              <w:left w:type="dxa" w:w="110"/>
+              <w:bottom w:type="dxa" w:w="70"/>
+              <w:right w:type="dxa" w:w="110"/>
+            </w:tcMar>
+          </w:tcPr>
+          <w:p>
+            <w:pPr>
+              <w:spacing w:after="0" w:line="260"/>
+            </w:pPr>
+            <w:r>
+              <w:t xml:space="preserve">заведи карточки встреч на эту неделю</w:t>
+            </w:r>
+          </w:p>
+        </w:tc>
+      </w:tr>
+      <w:tr>
+        <w:tc>
+          <w:tcPr>
+            <w:tcW w:type="dxa" w:w="3400"/>
+            <w:tcMar>
+              <w:top w:type="dxa" w:w="70"/>
+              <w:left w:type="dxa" w:w="110"/>
+              <w:bottom w:type="dxa" w:w="70"/>
+              <w:right w:type="dxa" w:w="110"/>
+            </w:tcMar>
+          </w:tcPr>
+          <w:p>
+            <w:pPr>
+              <w:spacing w:after="0" w:line="260"/>
+            </w:pPr>
+            <w:r>
               <w:t xml:space="preserve">Двинуть по доске</w:t>
             </w:r>
           </w:p>
@@ -1973,6 +2013,24 @@
     </w:p>
     <w:p>
       <w:pPr>
+        <w:spacing w:after="140" w:line="280"/>
+      </w:pPr>
+      <w:r>
+        <w:t xml:space="preserve">В конце сводки — </w:t>
+      </w:r>
+      <w:r>
+        <w:rPr>
+          <w:b/>
+          <w:bCs/>
+        </w:rPr>
+        <w:t xml:space="preserve">тестирование за день</w:t>
+      </w:r>
+      <w:r>
+        <w:t xml:space="preserve">: что ушло на проверку, что проверено и закрыто, что вернули в баги, и сколько скопилось в очереди. Это видно и в сообщении в Telegram одной строкой.</w:t>
+      </w:r>
+    </w:p>
+    <w:p>
+      <w:pPr>
         <w:pBdr>
           <w:left w:val="single" w:color="E0A200" w:sz="14" w:space="8"/>
         </w:pBdr>
@@ -2602,6 +2660,440 @@
       </w:pPr>
       <w:r>
         <w:t xml:space="preserve">Уже назначенные карточки в уведомления не попадут: при подключении ставится отсечка, иначе первым делом прилетело бы два десятка сообщений.</w:t>
+      </w:r>
+    </w:p>
+    <w:p>
+      <w:pPr>
+        <w:pStyle w:val="Heading1"/>
+        <w:spacing w:after="180" w:before="360"/>
+      </w:pPr>
+      <w:r>
+        <w:t xml:space="preserve">Настройка бота кнопками</w:t>
+      </w:r>
+    </w:p>
+    <w:p>
+      <w:pPr>
+        <w:spacing w:after="140" w:line="280"/>
+      </w:pPr>
+      <w:r>
+        <w:t xml:space="preserve">Напишите боту </w:t>
+      </w:r>
+      <w:r>
+        <w:rPr>
+          <w:rFonts w:ascii="Menlo" w:cs="Menlo" w:eastAsia="Menlo" w:hAnsi="Menlo"/>
+          <w:color w:val="1F6FEB"/>
+          <w:sz w:val="19"/>
+          <w:szCs w:val="19"/>
+        </w:rPr>
+        <w:t xml:space="preserve">проекты?</w:t>
+      </w:r>
+      <w:r>
+        <w:t xml:space="preserve"> — придёт список с галочками.</w:t>
+      </w:r>
+    </w:p>
+    <w:tbl>
+      <w:tblPr>
+        <w:tblW w:type="dxa" w:w="9360"/>
+        <w:tblBorders>
+          <w:top w:val="single" w:color="D8DEE8" w:sz="4"/>
+          <w:left w:val="none"/>
+          <w:bottom w:val="single" w:color="D8DEE8" w:sz="4"/>
+          <w:right w:val="none"/>
+          <w:insideH w:val="single" w:color="D8DEE8" w:sz="4"/>
+          <w:insideV w:val="none"/>
+        </w:tblBorders>
+      </w:tblPr>
+      <w:tblGrid>
+        <w:gridCol w:w="2600"/>
+        <w:gridCol w:w="6760"/>
+      </w:tblGrid>
+      <w:tr>
+        <w:trPr>
+          <w:tblHeader/>
+        </w:trPr>
+        <w:tc>
+          <w:tcPr>
+            <w:tcW w:type="dxa" w:w="2600"/>
+            <w:shd w:fill="F2F5F9" w:val="clear"/>
+            <w:tcMar>
+              <w:top w:type="dxa" w:w="70"/>
+              <w:left w:type="dxa" w:w="110"/>
+              <w:bottom w:type="dxa" w:w="70"/>
+              <w:right w:type="dxa" w:w="110"/>
+            </w:tcMar>
+          </w:tcPr>
+          <w:p>
+            <w:pPr>
+              <w:spacing w:after="0" w:line="260"/>
+            </w:pPr>
+            <w:r>
+              <w:rPr>
+                <w:b/>
+                <w:bCs/>
+                <w:sz w:val="20"/>
+                <w:szCs w:val="20"/>
+              </w:rPr>
+              <w:t xml:space="preserve">Кнопка</w:t>
+            </w:r>
+          </w:p>
+        </w:tc>
+        <w:tc>
+          <w:tcPr>
+            <w:tcW w:type="dxa" w:w="6760"/>
+            <w:shd w:fill="F2F5F9" w:val="clear"/>
+            <w:tcMar>
+              <w:top w:type="dxa" w:w="70"/>
+              <w:left w:type="dxa" w:w="110"/>
+              <w:bottom w:type="dxa" w:w="70"/>
+              <w:right w:type="dxa" w:w="110"/>
+            </w:tcMar>
+          </w:tcPr>
+          <w:p>
+            <w:pPr>
+              <w:spacing w:after="0" w:line="260"/>
+            </w:pPr>
+            <w:r>
+              <w:rPr>
+                <w:b/>
+                <w:bCs/>
+                <w:sz w:val="20"/>
+                <w:szCs w:val="20"/>
+              </w:rPr>
+              <w:t xml:space="preserve">Что делает</w:t>
+            </w:r>
+          </w:p>
+        </w:tc>
+      </w:tr>
+      <w:tr>
+        <w:tc>
+          <w:tcPr>
+            <w:tcW w:type="dxa" w:w="2600"/>
+            <w:tcMar>
+              <w:top w:type="dxa" w:w="70"/>
+              <w:left w:type="dxa" w:w="110"/>
+              <w:bottom w:type="dxa" w:w="70"/>
+              <w:right w:type="dxa" w:w="110"/>
+            </w:tcMar>
+          </w:tcPr>
+          <w:p>
+            <w:pPr>
+              <w:spacing w:after="0" w:line="260"/>
+            </w:pPr>
+            <w:r>
+              <w:t xml:space="preserve">🧪 сразу</w:t>
+            </w:r>
+          </w:p>
+        </w:tc>
+        <w:tc>
+          <w:tcPr>
+            <w:tcW w:type="dxa" w:w="6760"/>
+            <w:tcMar>
+              <w:top w:type="dxa" w:w="70"/>
+              <w:left w:type="dxa" w:w="110"/>
+              <w:bottom w:type="dxa" w:w="70"/>
+              <w:right w:type="dxa" w:w="110"/>
+            </w:tcMar>
+          </w:tcPr>
+          <w:p>
+            <w:pPr>
+              <w:spacing w:after="0" w:line="260"/>
+            </w:pPr>
+            <w:r>
+              <w:t xml:space="preserve">карточка приходит в момент поступления — для тестировщиков</w:t>
+            </w:r>
+          </w:p>
+        </w:tc>
+      </w:tr>
+      <w:tr>
+        <w:tc>
+          <w:tcPr>
+            <w:tcW w:type="dxa" w:w="2600"/>
+            <w:tcMar>
+              <w:top w:type="dxa" w:w="70"/>
+              <w:left w:type="dxa" w:w="110"/>
+              <w:bottom w:type="dxa" w:w="70"/>
+              <w:right w:type="dxa" w:w="110"/>
+            </w:tcMar>
+          </w:tcPr>
+          <w:p>
+            <w:pPr>
+              <w:spacing w:after="0" w:line="260"/>
+            </w:pPr>
+            <w:r>
+              <w:t xml:space="preserve">🌙 вечером</w:t>
+            </w:r>
+          </w:p>
+        </w:tc>
+        <w:tc>
+          <w:tcPr>
+            <w:tcW w:type="dxa" w:w="6760"/>
+            <w:tcMar>
+              <w:top w:type="dxa" w:w="70"/>
+              <w:left w:type="dxa" w:w="110"/>
+              <w:bottom w:type="dxa" w:w="70"/>
+              <w:right w:type="dxa" w:w="110"/>
+            </w:tcMar>
+          </w:tcPr>
+          <w:p>
+            <w:pPr>
+              <w:spacing w:after="0" w:line="260"/>
+            </w:pPr>
+            <w:r>
+              <w:t xml:space="preserve">только в вечерней сводке — для руководителей</w:t>
+            </w:r>
+          </w:p>
+        </w:tc>
+      </w:tr>
+      <w:tr>
+        <w:tc>
+          <w:tcPr>
+            <w:tcW w:type="dxa" w:w="2600"/>
+            <w:tcMar>
+              <w:top w:type="dxa" w:w="70"/>
+              <w:left w:type="dxa" w:w="110"/>
+              <w:bottom w:type="dxa" w:w="70"/>
+              <w:right w:type="dxa" w:w="110"/>
+            </w:tcMar>
+          </w:tcPr>
+          <w:p>
+            <w:pPr>
+              <w:spacing w:after="0" w:line="260"/>
+            </w:pPr>
+            <w:r>
+              <w:t xml:space="preserve">проект</w:t>
+            </w:r>
+          </w:p>
+        </w:tc>
+        <w:tc>
+          <w:tcPr>
+            <w:tcW w:type="dxa" w:w="6760"/>
+            <w:tcMar>
+              <w:top w:type="dxa" w:w="70"/>
+              <w:left w:type="dxa" w:w="110"/>
+              <w:bottom w:type="dxa" w:w="70"/>
+              <w:right w:type="dxa" w:w="110"/>
+            </w:tcMar>
+          </w:tcPr>
+          <w:p>
+            <w:pPr>
+              <w:spacing w:after="0" w:line="260"/>
+            </w:pPr>
+            <w:r>
+              <w:t xml:space="preserve">следить за ним; «Все проекты» отмечает разом</w:t>
+            </w:r>
+          </w:p>
+        </w:tc>
+      </w:tr>
+      <w:tr>
+        <w:tc>
+          <w:tcPr>
+            <w:tcW w:type="dxa" w:w="2600"/>
+            <w:tcMar>
+              <w:top w:type="dxa" w:w="70"/>
+              <w:left w:type="dxa" w:w="110"/>
+              <w:bottom w:type="dxa" w:w="70"/>
+              <w:right w:type="dxa" w:w="110"/>
+            </w:tcMar>
+          </w:tcPr>
+          <w:p>
+            <w:pPr>
+              <w:spacing w:after="0" w:line="260"/>
+            </w:pPr>
+            <w:r>
+              <w:t xml:space="preserve">🔄 Обновить список</w:t>
+            </w:r>
+          </w:p>
+        </w:tc>
+        <w:tc>
+          <w:tcPr>
+            <w:tcW w:type="dxa" w:w="6760"/>
+            <w:tcMar>
+              <w:top w:type="dxa" w:w="70"/>
+              <w:left w:type="dxa" w:w="110"/>
+              <w:bottom w:type="dxa" w:w="70"/>
+              <w:right w:type="dxa" w:w="110"/>
+            </w:tcMar>
+          </w:tcPr>
+          <w:p>
+            <w:pPr>
+              <w:spacing w:after="0" w:line="260"/>
+            </w:pPr>
+            <w:r>
+              <w:t xml:space="preserve">подтянуть проекты, если завели новый</w:t>
+            </w:r>
+          </w:p>
+        </w:tc>
+      </w:tr>
+      <w:tr>
+        <w:tc>
+          <w:tcPr>
+            <w:tcW w:type="dxa" w:w="2600"/>
+            <w:tcMar>
+              <w:top w:type="dxa" w:w="70"/>
+              <w:left w:type="dxa" w:w="110"/>
+              <w:bottom w:type="dxa" w:w="70"/>
+              <w:right w:type="dxa" w:w="110"/>
+            </w:tcMar>
+          </w:tcPr>
+          <w:p>
+            <w:pPr>
+              <w:spacing w:after="0" w:line="260"/>
+            </w:pPr>
+            <w:r>
+              <w:t xml:space="preserve">Отписаться</w:t>
+            </w:r>
+          </w:p>
+        </w:tc>
+        <w:tc>
+          <w:tcPr>
+            <w:tcW w:type="dxa" w:w="6760"/>
+            <w:tcMar>
+              <w:top w:type="dxa" w:w="70"/>
+              <w:left w:type="dxa" w:w="110"/>
+              <w:bottom w:type="dxa" w:w="70"/>
+              <w:right w:type="dxa" w:w="110"/>
+            </w:tcMar>
+          </w:tcPr>
+          <w:p>
+            <w:pPr>
+              <w:spacing w:after="0" w:line="260"/>
+            </w:pPr>
+            <w:r>
+              <w:t xml:space="preserve">перестать получать совсем</w:t>
+            </w:r>
+          </w:p>
+        </w:tc>
+      </w:tr>
+    </w:tbl>
+    <w:p>
+      <w:pPr>
+        <w:spacing w:after="60"/>
+      </w:pPr>
+    </w:p>
+    <w:p>
+      <w:pPr>
+        <w:spacing w:after="140" w:line="280"/>
+      </w:pPr>
+      <w:r>
+        <w:t xml:space="preserve">Режим и проекты независимы: включили режим — проекты всё равно надо отметить, иначе присылать нечего, и бот об этом прямо напишет.</w:t>
+      </w:r>
+    </w:p>
+    <w:p>
+      <w:pPr>
+        <w:spacing w:after="140" w:line="280"/>
+      </w:pPr>
+      <w:r>
+        <w:t xml:space="preserve">Отметили «Все проекты» — новые проекты будут подхватываться сами, каждый день. Выбрали вручную — новый не навяжут.</w:t>
+      </w:r>
+    </w:p>
+    <w:p>
+      <w:pPr>
+        <w:pBdr>
+          <w:left w:val="single" w:color="E0A200" w:sz="14" w:space="8"/>
+        </w:pBdr>
+        <w:shd w:fill="FFF6E0" w:val="clear"/>
+        <w:spacing w:after="180" w:before="120"/>
+        <w:ind w:left="200" w:right="200"/>
+      </w:pPr>
+      <w:r>
+        <w:t xml:space="preserve">Меняется в любой момент, переустанавливать ничего не нужно. То же самое текстом: </w:t>
+      </w:r>
+      <w:r>
+        <w:rPr>
+          <w:rFonts w:ascii="Menlo" w:cs="Menlo" w:eastAsia="Menlo" w:hAnsi="Menlo"/>
+          <w:color w:val="1F6FEB"/>
+          <w:sz w:val="19"/>
+          <w:szCs w:val="19"/>
+        </w:rPr>
+        <w:t xml:space="preserve">проекты все</w:t>
+      </w:r>
+      <w:r>
+        <w:t xml:space="preserve">, </w:t>
+      </w:r>
+      <w:r>
+        <w:rPr>
+          <w:rFonts w:ascii="Menlo" w:cs="Menlo" w:eastAsia="Menlo" w:hAnsi="Menlo"/>
+          <w:color w:val="1F6FEB"/>
+          <w:sz w:val="19"/>
+          <w:szCs w:val="19"/>
+        </w:rPr>
+        <w:t xml:space="preserve">проекты domcom, checkpoint</w:t>
+      </w:r>
+      <w:r>
+        <w:t xml:space="preserve">, </w:t>
+      </w:r>
+      <w:r>
+        <w:rPr>
+          <w:rFonts w:ascii="Menlo" w:cs="Menlo" w:eastAsia="Menlo" w:hAnsi="Menlo"/>
+          <w:color w:val="1F6FEB"/>
+          <w:sz w:val="19"/>
+          <w:szCs w:val="19"/>
+        </w:rPr>
+        <w:t xml:space="preserve">проекты</w:t>
+      </w:r>
+      <w:r>
+        <w:t xml:space="preserve">, </w:t>
+      </w:r>
+      <w:r>
+        <w:rPr>
+          <w:rFonts w:ascii="Menlo" w:cs="Menlo" w:eastAsia="Menlo" w:hAnsi="Menlo"/>
+          <w:color w:val="1F6FEB"/>
+          <w:sz w:val="19"/>
+          <w:szCs w:val="19"/>
+        </w:rPr>
+        <w:t xml:space="preserve">сразу</w:t>
+      </w:r>
+      <w:r>
+        <w:t xml:space="preserve">, </w:t>
+      </w:r>
+      <w:r>
+        <w:rPr>
+          <w:rFonts w:ascii="Menlo" w:cs="Menlo" w:eastAsia="Menlo" w:hAnsi="Menlo"/>
+          <w:color w:val="1F6FEB"/>
+          <w:sz w:val="19"/>
+          <w:szCs w:val="19"/>
+        </w:rPr>
+        <w:t xml:space="preserve">вечером</w:t>
+      </w:r>
+      <w:r>
+        <w:t xml:space="preserve">, </w:t>
+      </w:r>
+      <w:r>
+        <w:rPr>
+          <w:rFonts w:ascii="Menlo" w:cs="Menlo" w:eastAsia="Menlo" w:hAnsi="Menlo"/>
+          <w:color w:val="1F6FEB"/>
+          <w:sz w:val="19"/>
+          <w:szCs w:val="19"/>
+        </w:rPr>
+        <w:t xml:space="preserve">стоп</w:t>
+      </w:r>
+      <w:r>
+        <w:t xml:space="preserve">.</w:t>
+      </w:r>
+    </w:p>
+    <w:p>
+      <w:pPr>
+        <w:pStyle w:val="Heading1"/>
+        <w:spacing w:after="180" w:before="360"/>
+      </w:pPr>
+      <w:r>
+        <w:t xml:space="preserve">Карточки встреч заводятся сами</w:t>
+      </w:r>
+    </w:p>
+    <w:p>
+      <w:pPr>
+        <w:spacing w:after="140" w:line="280"/>
+      </w:pPr>
+      <w:r>
+        <w:t xml:space="preserve">Понедельник, 08:00: на каждого руководителя создаются планирование недели, пять чек-статусов и ретроспектива. Руками заводить не нужно, переименовывать нельзя — по названию их находит вечерняя сводка.</w:t>
+      </w:r>
+    </w:p>
+    <w:p>
+      <w:pPr>
+        <w:spacing w:after="140" w:line="280"/>
+      </w:pPr>
+      <w:r>
+        <w:t xml:space="preserve">Нужна другая неделя или другой состав — скажите в чате: «заведи карточки встреч на следующую неделю», «убери из списка руководителей Чечушкова».</w:t>
       </w:r>
     </w:p>
     <w:p>
